--- a/proposal/others/21B_Min_1048.docx
+++ b/proposal/others/21B_Min_1048.docx
@@ -344,21 +344,100 @@
         <w:rPr>
           <w:noProof/>
         </w:rPr>
-        <w:t>This project develops an AI-driven design and control framework for energy-relevant fluid flow systems using training data from high-fidelity simulations from Nek5000/RS and MFEM. Phase I focuses on building foundation models capable of predicting performance and durability metrics under varying operating conditions and geometric parameters. The workflow integrates large-scale simulation datasets with an agentic-AI framework to enable rapid optimization and adaptive control strategies. The Phase I deliverable will demonstrate real-time prediction and control feasibility for representative energy components (e.g., heat exchangers and reactor-core assemblies).</w:t>
-      </w:r>
-    </w:p>
-    <w:p>
-      <w:pPr>
-        <w:rPr>
-          <w:i/>
-          <w:iCs/>
-        </w:rPr>
-      </w:pPr>
-      <w:r>
-        <w:rPr>
-          <w:i/>
-          <w:iCs/>
-        </w:rPr>
+        <w:t>This project develops a</w:t>
+      </w:r>
+      <w:r>
+        <w:rPr>
+          <w:noProof/>
+        </w:rPr>
+        <w:t xml:space="preserve"> foundation-model-driven, agentic-AI framework</w:t>
+      </w:r>
+      <w:r>
+        <w:rPr>
+          <w:noProof/>
+        </w:rPr>
+        <w:t xml:space="preserve"> for </w:t>
+      </w:r>
+      <w:r>
+        <w:rPr>
+          <w:noProof/>
+        </w:rPr>
+        <w:t xml:space="preserve">the prediction, optimization, and </w:t>
+      </w:r>
+      <w:r>
+        <w:rPr>
+          <w:noProof/>
+        </w:rPr>
+        <w:t>control of thermal-</w:t>
+      </w:r>
+      <w:r>
+        <w:rPr>
+          <w:noProof/>
+        </w:rPr>
+        <w:t>fluid fl</w:t>
+      </w:r>
+      <w:r>
+        <w:rPr>
+          <w:noProof/>
+        </w:rPr>
+        <w:t>uid</w:t>
+      </w:r>
+      <w:r>
+        <w:rPr>
+          <w:noProof/>
+        </w:rPr>
+        <w:t xml:space="preserve"> </w:t>
+      </w:r>
+      <w:r>
+        <w:rPr>
+          <w:noProof/>
+        </w:rPr>
+        <w:t xml:space="preserve">transport in energy </w:t>
+      </w:r>
+      <w:r>
+        <w:rPr>
+          <w:noProof/>
+        </w:rPr>
+        <w:t>systems</w:t>
+      </w:r>
+      <w:r>
+        <w:rPr>
+          <w:noProof/>
+        </w:rPr>
+        <w:t xml:space="preserve">, with primary emphasis on fission and fusion applications. We will </w:t>
+      </w:r>
+      <w:r>
+        <w:rPr>
+          <w:noProof/>
+        </w:rPr>
+        <w:t>us</w:t>
+      </w:r>
+      <w:r>
+        <w:rPr>
+          <w:noProof/>
+        </w:rPr>
+        <w:t>e</w:t>
+      </w:r>
+      <w:r>
+        <w:rPr>
+          <w:noProof/>
+        </w:rPr>
+        <w:t xml:space="preserve"> training data from high-fidelity simulations from Nek5000/RS and MFEM. Phase I focuses on building foundation models capable of predicting performance and durability metrics under varying operating conditions and geometric parameters. The workflow integrates large-scale simulation datasets with an agentic-AI framework to enable rapid optimization and adaptive control strategies. The Phase I deliverable will demonstrate real-time prediction and control feasibility for representative energy components (e.g., heat exchangers and reactor-core assemblies).</w:t>
+      </w:r>
+    </w:p>
+    <w:p>
+      <w:pPr>
+        <w:rPr>
+          <w:i/>
+          <w:iCs/>
+        </w:rPr>
+      </w:pPr>
+      <w:r>
+        <w:rPr>
+          <w:i/>
+          <w:iCs/>
+        </w:rPr>
+        <w:lastRenderedPageBreak/>
         <w:t>What unique capabilities does Argonne possess to perform this work, such that this work is not in competition with the private sector?</w:t>
       </w:r>
     </w:p>
@@ -367,7 +446,6 @@
         <w:rPr>
           <w:noProof/>
         </w:rPr>
-        <w:lastRenderedPageBreak/>
         <w:t>The Genesis Mission: Transforming Science and Energy with AI requires interdisciplinary teams that bring together academia, industry, nonprofit organizations, and National Laboratories. This interdisciplinary nature ensures that the resulting research is greater than any one sector could produce.</w:t>
       </w:r>
     </w:p>
@@ -690,6 +768,7 @@
     </w:p>
     <w:p>
       <w:r>
+        <w:lastRenderedPageBreak/>
         <w:tab/>
       </w:r>
       <w:r>
@@ -738,7 +817,6 @@
           <w:i/>
           <w:iCs/>
         </w:rPr>
-        <w:lastRenderedPageBreak/>
         <w:tab/>
       </w:r>
       <w:r>
